--- a/urgent-decision-request/01_בקשה_דחופה_למתן_החלטה.docx
+++ b/urgent-decision-request/01_בקשה_דחופה_למתן_החלטה.docx
@@ -368,7 +368,7 @@
           <w:szCs w:val="24"/>
           <w:rtl/>
         </w:rPr>
-        <w:t xml:space="preserve">ביום ______________ נתן בית הדין החלטה בבקשת המבקשת. בית הדין הורה למשיב להמציא את תגובתו בתוך שלושה ימים, קבע במפורש כי </w:t>
+        <w:t xml:space="preserve">ביום 5.8.2026 הורה בית הדין למשיב להמציא את תגובתו בתוך שלושה ימים, קבע כי </w:t>
       </w:r>
       <w:r>
         <w:rPr>
@@ -390,7 +390,7 @@
           <w:szCs w:val="24"/>
           <w:rtl/>
         </w:rPr>
-        <w:t xml:space="preserve">, והוסיף כי בהיעדר תגובה עשוי בית הדין להחליט.</w:t>
+        <w:t xml:space="preserve">, וכי בהיעדר תגובה עשוי בית הדין להחליט. באותה החלטה הורה בית הדין לאב, ככל שהנתונים נכונים, לרשום באופן מיידי את הקטינים למסגרות החינוך וליידע את האם במסמך רשמי.</w:t>
       </w:r>
     </w:p>
     <w:p>
@@ -413,7 +413,7 @@
           <w:szCs w:val="24"/>
           <w:rtl/>
         </w:rPr>
-        <w:t xml:space="preserve">באותה החלטה כבר הורה בית הדין לאב — ככל שהנתונים נכונים — לרשום באופן מיידי את הקטינים למסגרות החינוך וליידע את האם במסמך רשמי.</w:t>
+        <w:t xml:space="preserve">המועד חלף. המשיב לא הגיש תגובה ולא ביקש הארכת מועד.</w:t>
       </w:r>
     </w:p>
     <w:p>
@@ -436,7 +436,7 @@
           <w:szCs w:val="24"/>
           <w:rtl/>
         </w:rPr>
-        <w:t xml:space="preserve">ההחלטה הומצאה למשיב ביום ______________. המועד חלף זה מכבר. המשיב לא הגיש תגובה, לא ביקש הארכת מועד, ולא פנה בעניין.</w:t>
+        <w:t xml:space="preserve">משלא השיג המשיב על הנתונים, התנאי שקבע בית הדין התקיים וההוראה עומדת בתוקפה. חרף זאת הקטינים טרם נרשמו. ביום 1.9.2026 נפתחת שנת הלימודים, וכל יום שחולף פוגע בקטינים עצמם ומקטין את סיכויי שיבוצם.</w:t>
       </w:r>
     </w:p>
     <w:p>
@@ -450,63 +450,6 @@
         <w:spacing w:after="180" w:before="0" w:line="360" w:lineRule="auto"/>
         <w:jc w:val="both"/>
       </w:pPr>
-      <w:r>
-        <w:rPr>
-          <w:rFonts w:ascii="David" w:cs="David" w:eastAsia="David" w:hAnsi="David"/>
-          <w:b w:val="false"/>
-          <w:bCs w:val="false"/>
-          <w:sz w:val="24"/>
-          <w:szCs w:val="24"/>
-          <w:rtl/>
-        </w:rPr>
-        <w:t xml:space="preserve">משלא השיג המשיב על הנתונים, אין עליהם עוד מחלוקת. התנאי שקבע בית הדין התקיים, וההוראה לרשום את הקטינים עומדת בתוקפה. חרף זאת הקטינים טרם נרשמו, ולמבקשת לא הומצא דבר.</w:t>
-      </w:r>
-    </w:p>
-    <w:p>
-      <w:pPr>
-        <w:pStyle w:val="ListParagraph"/>
-        <w:numPr>
-          <w:ilvl w:val="0"/>
-          <w:numId w:val="2"/>
-        </w:numPr>
-        <w:bidi/>
-        <w:spacing w:after="180" w:before="0" w:line="360" w:lineRule="auto"/>
-        <w:jc w:val="both"/>
-      </w:pPr>
-      <w:r>
-        <w:rPr>
-          <w:rFonts w:ascii="David" w:cs="David" w:eastAsia="David" w:hAnsi="David"/>
-          <w:b w:val="false"/>
-          <w:bCs w:val="false"/>
-          <w:sz w:val="24"/>
-          <w:szCs w:val="24"/>
-          <w:rtl/>
-        </w:rPr>
-        <w:t xml:space="preserve">ביום 1.9.2026 נפתחת שנת הלימודים. הנזק כאן אינו נזקו של בעל דין, אלא של הקטינים עצמם, וכל יום שחולף מקטין את סיכויי שיבוצם למסגרת.</w:t>
-      </w:r>
-    </w:p>
-    <w:p>
-      <w:pPr>
-        <w:pStyle w:val="ListParagraph"/>
-        <w:numPr>
-          <w:ilvl w:val="0"/>
-          <w:numId w:val="2"/>
-        </w:numPr>
-        <w:bidi/>
-        <w:spacing w:after="180" w:before="0" w:line="360" w:lineRule="auto"/>
-        <w:jc w:val="both"/>
-      </w:pPr>
-      <w:r>
-        <w:rPr>
-          <w:rFonts w:ascii="David" w:cs="David" w:eastAsia="David" w:hAnsi="David"/>
-          <w:b w:val="false"/>
-          <w:bCs w:val="false"/>
-          <w:sz w:val="24"/>
-          <w:szCs w:val="24"/>
-          <w:rtl/>
-        </w:rPr>
-        <w:t xml:space="preserve">המשיב קיבל הזדמנות להגיב ולא עשה בה דבר. </w:t>
-      </w:r>
       <w:r>
         <w:rPr>
           <w:rFonts w:ascii="David" w:cs="David" w:eastAsia="David" w:hAnsi="David"/>
